--- a/ind/docx/07.content.docx
+++ b/ind/docx/07.content.docx
@@ -11990,19 +11990,7 @@
         <w:rPr>
           <w:lang w:val="id_ID" w:bidi="id_ID"/>
         </w:rPr>
-        <w:t xml:space="preserve">; lihat juga </w:t>
-      </w:r>
-      <w:r>
-        <w:rPr>
-          <w:lang w:val="id_ID" w:bidi="id_ID"/>
-        </w:rPr>
-        <w:t>Pengantar Kitab Ulangan</w:t>
-      </w:r>
-      <w:r>
-        <w:rPr>
-          <w:lang w:val="id_ID" w:bidi="id_ID"/>
-        </w:rPr>
-        <w:t>, “Bentuk Sastra”).</w:t>
+        <w:t>; lihat juga Pengantar Kitab Ulangan, “Bentuk Sastra”).</w:t>
       </w:r>
       <w:r>
         <w:rPr>
@@ -12326,19 +12314,7 @@
         <w:rPr>
           <w:lang w:val="id_ID" w:bidi="id_ID"/>
         </w:rPr>
-        <w:t xml:space="preserve">Baik penaklukan dan penetapan itu terjadi pada tahun 1400-an SM atau 1200-an SM (lihat </w:t>
-      </w:r>
-      <w:r>
-        <w:rPr>
-          <w:lang w:val="id_ID" w:bidi="id_ID"/>
-        </w:rPr>
-        <w:t>Pengantar Kitab Hakim-hakim</w:t>
-      </w:r>
-      <w:r>
-        <w:rPr>
-          <w:lang w:val="id_ID" w:bidi="id_ID"/>
-        </w:rPr>
-        <w:t>, “Kronologi Zaman Hakim-hakim”), 300 tahun bagi Yefta mungkin merupakan angka pembulatan.</w:t>
+        <w:t>Baik penaklukan dan penetapan itu terjadi pada tahun 1400-an SM atau 1200-an SM (lihat Pengantar Kitab Hakim-hakim, “Kronologi Zaman Hakim-hakim”), 300 tahun bagi Yefta mungkin merupakan angka pembulatan.</w:t>
       </w:r>
       <w:r>
         <w:rPr>
@@ -13191,19 +13167,7 @@
         <w:rPr>
           <w:lang w:val="id_ID" w:bidi="id_ID"/>
         </w:rPr>
-        <w:t xml:space="preserve">Jika ini adalah Betlehem utara yang terletak di Zebulon, hal ini dapat dipahami sebagai bagian dari struktur kitab Hakim-hakim, di mana setiap suku menyediakan salah satu dari dua belas hakim (lihat </w:t>
-      </w:r>
-      <w:r>
-        <w:rPr>
-          <w:lang w:val="id_ID" w:bidi="id_ID"/>
-        </w:rPr>
-        <w:t>Pengantar Kitab Hakim-hakim</w:t>
-      </w:r>
-      <w:r>
-        <w:rPr>
-          <w:lang w:val="id_ID" w:bidi="id_ID"/>
-        </w:rPr>
-        <w:t>, “Ringkasan”).</w:t>
+        <w:t>Jika ini adalah Betlehem utara yang terletak di Zebulon, hal ini dapat dipahami sebagai bagian dari struktur kitab Hakim-hakim, di mana setiap suku menyediakan salah satu dari dua belas hakim (lihat Pengantar Kitab Hakim-hakim, “Ringkasan”).</w:t>
       </w:r>
       <w:r>
         <w:rPr>
